--- a/01-projects/001-from-wildfires-to-regeneration/04-publication/IT/IT-Invito-ai-Patron.docx
+++ b/01-projects/001-from-wildfires-to-regeneration/04-publication/IT/IT-Invito-ai-Patron.docx
@@ -1332,12 +1332,13 @@
         <w:sz w:val="14"/>
         <w:szCs w:val="14"/>
       </w:rPr>
-      <w:t xml:space="preserve">A PATRON INVITATION   ·   FROM WILDFIRES TO REGENERATION   ·   </w:t>
+      <w:t xml:space="preserve">UN INVITO AI PATRON   ·   FROM WILDFIRES TO REGENERATION   ·   </w:t>
     </w:r>
     <w:r>
       <w:rPr>
         <w:rFonts w:ascii="Avenir" w:eastAsia="Avenir" w:hAnsi="Avenir" w:cs="Avenir"/>
         <w:color w:val="A8A296"/>
+        <w:spacing w:val="10"/>
         <w:sz w:val="14"/>
         <w:szCs w:val="14"/>
       </w:rPr>
@@ -1347,15 +1348,17 @@
       <w:rPr>
         <w:rFonts w:ascii="Avenir" w:eastAsia="Avenir" w:hAnsi="Avenir" w:cs="Avenir"/>
         <w:color w:val="A8A296"/>
+        <w:spacing w:val="10"/>
         <w:sz w:val="14"/>
         <w:szCs w:val="14"/>
       </w:rPr>
-      <w:instrText>PAGE</w:instrText>
+      <w:instrText xml:space="preserve"> PAGE  \* MERGEFORMAT </w:instrText>
     </w:r>
     <w:r>
       <w:rPr>
         <w:rFonts w:ascii="Avenir" w:eastAsia="Avenir" w:hAnsi="Avenir" w:cs="Avenir"/>
         <w:color w:val="A8A296"/>
+        <w:spacing w:val="10"/>
         <w:sz w:val="14"/>
         <w:szCs w:val="14"/>
       </w:rPr>
@@ -1366,15 +1369,17 @@
         <w:rFonts w:ascii="Avenir" w:eastAsia="Avenir" w:hAnsi="Avenir" w:cs="Avenir"/>
         <w:noProof/>
         <w:color w:val="A8A296"/>
+        <w:spacing w:val="10"/>
         <w:sz w:val="14"/>
         <w:szCs w:val="14"/>
       </w:rPr>
-      <w:t>1</w:t>
+      <w:t>2</w:t>
     </w:r>
     <w:r>
       <w:rPr>
         <w:rFonts w:ascii="Avenir" w:eastAsia="Avenir" w:hAnsi="Avenir" w:cs="Avenir"/>
         <w:color w:val="A8A296"/>
+        <w:spacing w:val="10"/>
         <w:sz w:val="14"/>
         <w:szCs w:val="14"/>
       </w:rPr>
